--- a/[1]Books/Shelter 3.docx
+++ b/[1]Books/Shelter 3.docx
@@ -730,7 +730,7 @@
           <w:szCs w:val="24"/>
           <w:highlight w:val="none"/>
         </w:rPr>
-        <w:t xml:space="preserve"> that the water tanks were in bad shape, but not much was elaborated further. However this contaminant reached our water supplies, all I can say is that it does not look natural or organic in nature. There are quite a few elements that indicate it was engineered. I just can’t to get more information with a simple microscope and a few vials.</w:t>
+        <w:t xml:space="preserve"> that the water tanks were in bad shape, but not much was elaborated further. However this contaminant reached our water supplies, all I can say is that it does not look natural or organic in nature. There are quite a few elements that indicate it was engineered. I just can’t to get more information with a simple electron microscope and a few lab vials.</w:t>
       </w:r>
       <w:r>
         <w:rPr>
@@ -1301,7 +1301,7 @@
           <w:szCs w:val="24"/>
           <w:highlight w:val="none"/>
         </w:rPr>
-        <w:t xml:space="preserve">, since I had to do it without anesthetics. For whatever reason, I can’t seem to reduce the fever and the inflammation in my arm. I am slowly becoming delirious. The medicine I self-administered does not seem to ameliorate my condition.</w:t>
+        <w:t xml:space="preserve">, since I had to do it without anesthetics. For whatever reason, I can’t seem to reduce the fever and the inflammation in my arm no matter how many antibiotics I took. I am slowly becoming delirious. The medicine I self-administered does not seem to ameliorate my condition further. I think the infection spread quicker than I anticipated.</w:t>
       </w:r>
       <w:r>
         <w:rPr>
@@ -1370,7 +1370,7 @@
           <w:szCs w:val="24"/>
           <w:highlight w:val="none"/>
         </w:rPr>
-        <w:t xml:space="preserve"> But, knowing how resilient the anatomy of the crazies is, I might not get so lucky. I do not have the strength to fight or move from this spot. My last resort is to inject a large quantity of morphine and hope that I fall into a deep, happy sleep. Wish me luck!</w:t>
+        <w:t xml:space="preserve"> But, knowing how resilient the anatomy of the crazies is, I might not get the chance. I do not have the strength to fight or move from this spot. My last resort is to inject a large quantity of morphine and hope that I fall into a deep, happy sleep. Wish me luck!</w:t>
       </w:r>
       <w:r>
         <w:rPr>

--- a/[1]Books/Shelter 3.docx
+++ b/[1]Books/Shelter 3.docx
@@ -107,7 +107,24 @@
           <w:szCs w:val="24"/>
           <w:highlight w:val="none"/>
         </w:rPr>
-        <w:t xml:space="preserve"> slightly green. I think it’s some sort of bacteria or algae, or.. something. I didn’t touch it. As a doctor, I have a dedicated reserve of water in my office and I always had the habit to trust the water I treated than the one in the general pipes system. I guess it paid off to be a bit paranoid.</w:t>
+        <w:t xml:space="preserve"> slightly green. I think it’s some sort of</w:t>
+      </w:r>
+      <w:r>
+        <w:rPr>
+          <w:rFonts w:ascii="Calibri" w:hAnsi="Calibri" w:eastAsia="Calibri" w:cs="Calibri"/>
+          <w:sz w:val="24"/>
+          <w:szCs w:val="24"/>
+          <w:highlight w:val="none"/>
+        </w:rPr>
+        <w:t xml:space="preserve"> bacteria or algae, or.. something. I didn’t touch it. As a doctor, I have a dedicated reserve of water in my office and I always had the habit to trust the water I treated than the one in the general pipes system. I guess it paid off to be a bit paranoid.</w:t>
+      </w:r>
+      <w:r>
+        <w:rPr>
+          <w:rFonts w:ascii="Calibri" w:hAnsi="Calibri" w:eastAsia="Calibri" w:cs="Calibri"/>
+          <w:sz w:val="24"/>
+          <w:szCs w:val="24"/>
+          <w:highlight w:val="none"/>
+        </w:rPr>
       </w:r>
       <w:r>
         <w:rPr>
@@ -146,7 +163,24 @@
           <w:szCs w:val="24"/>
           <w:highlight w:val="none"/>
         </w:rPr>
-        <w:t xml:space="preserve"> I had to isolate them from the regular staying patients. In a matter of days, they started becoming more and more violent. Sedating them became futile, but after I saw the changes happening to almost everyone, outside the bay, I decided to put them down. I hope I gave them a merciful end.</w:t>
+        <w:t xml:space="preserve"> I had to isolate them from the re</w:t>
+      </w:r>
+      <w:r>
+        <w:rPr>
+          <w:rFonts w:ascii="Calibri" w:hAnsi="Calibri" w:eastAsia="Calibri" w:cs="Calibri"/>
+          <w:sz w:val="24"/>
+          <w:szCs w:val="24"/>
+          <w:highlight w:val="none"/>
+        </w:rPr>
+        <w:t xml:space="preserve">gular staying patients. In a matter of days, they started becoming more and more violent. Sedating them became futile, but after I saw the changes happening to almost everyone, outside the bay, I decided to put them down. I hope I gave them a merciful end.</w:t>
+      </w:r>
+      <w:r>
+        <w:rPr>
+          <w:rFonts w:ascii="Calibri" w:hAnsi="Calibri" w:eastAsia="Calibri" w:cs="Calibri"/>
+          <w:sz w:val="24"/>
+          <w:szCs w:val="24"/>
+          <w:highlight w:val="none"/>
+        </w:rPr>
       </w:r>
       <w:r>
         <w:rPr>
@@ -186,19 +220,6 @@
           <w:highlight w:val="none"/>
         </w:rPr>
       </w:r>
-    </w:p>
-    <w:p>
-      <w:pPr>
-        <w:pBdr/>
-        <w:spacing/>
-        <w:ind/>
-        <w:rPr>
-          <w:rFonts w:ascii="Calibri" w:hAnsi="Calibri" w:eastAsia="Calibri" w:cs="Calibri"/>
-          <w:sz w:val="24"/>
-          <w:szCs w:val="24"/>
-          <w:highlight w:val="none"/>
-        </w:rPr>
-      </w:pPr>
       <w:r>
         <w:rPr>
           <w:rFonts w:ascii="Calibri" w:hAnsi="Calibri" w:eastAsia="Calibri" w:cs="Calibri"/>
@@ -206,7 +227,45 @@
           <w:szCs w:val="24"/>
           <w:highlight w:val="none"/>
         </w:rPr>
-        <w:t xml:space="preserve">I have managed to get around the Shelter through the ventilation shafts, that connect most of the main chambers to my office. I tried to stay as silent and cautious as possible. I even set a few crude traps, just in case they try to corner me. The weird part is that they congregate in the mass halls. They do not wander alone, which is easier for me to stay undetected, but they still pose a grave danger.</w:t>
+      </w:r>
+    </w:p>
+    <w:p>
+      <w:pPr>
+        <w:pBdr/>
+        <w:spacing/>
+        <w:ind/>
+        <w:rPr>
+          <w:rFonts w:ascii="Calibri" w:hAnsi="Calibri" w:eastAsia="Calibri" w:cs="Calibri"/>
+          <w:sz w:val="24"/>
+          <w:szCs w:val="24"/>
+          <w:highlight w:val="none"/>
+        </w:rPr>
+      </w:pPr>
+      <w:r>
+        <w:rPr>
+          <w:rFonts w:ascii="Calibri" w:hAnsi="Calibri" w:eastAsia="Calibri" w:cs="Calibri"/>
+          <w:sz w:val="24"/>
+          <w:szCs w:val="24"/>
+          <w:highlight w:val="none"/>
+        </w:rPr>
+        <w:t xml:space="preserve">I have managed to get around the Shelter through the ventilation shafts, that connect most of the main chambers to my office. I tried to stay as silen</w:t>
+      </w:r>
+      <w:r>
+        <w:rPr>
+          <w:rFonts w:ascii="Calibri" w:hAnsi="Calibri" w:eastAsia="Calibri" w:cs="Calibri"/>
+          <w:sz w:val="24"/>
+          <w:szCs w:val="24"/>
+          <w:highlight w:val="none"/>
+        </w:rPr>
+        <w:t xml:space="preserve">t and cautious as possible. I even set a few crude traps, just in case they try to corner me. The weird part is that they congregate in the mass halls. They do not wander alone, which is easier for me to stay undetected, but they still pose a grave danger.</w:t>
+      </w:r>
+      <w:r>
+        <w:rPr>
+          <w:rFonts w:ascii="Calibri" w:hAnsi="Calibri" w:eastAsia="Calibri" w:cs="Calibri"/>
+          <w:sz w:val="24"/>
+          <w:szCs w:val="24"/>
+          <w:highlight w:val="none"/>
+        </w:rPr>
       </w:r>
       <w:r>
         <w:rPr>
@@ -255,19 +314,6 @@
           <w:highlight w:val="none"/>
         </w:rPr>
       </w:r>
-    </w:p>
-    <w:p>
-      <w:pPr>
-        <w:pBdr/>
-        <w:spacing/>
-        <w:ind/>
-        <w:rPr>
-          <w:rFonts w:ascii="Calibri" w:hAnsi="Calibri" w:eastAsia="Calibri" w:cs="Calibri"/>
-          <w:sz w:val="24"/>
-          <w:szCs w:val="24"/>
-          <w:highlight w:val="none"/>
-        </w:rPr>
-      </w:pPr>
       <w:r>
         <w:rPr>
           <w:rFonts w:ascii="Calibri" w:hAnsi="Calibri" w:eastAsia="Calibri" w:cs="Calibri"/>
@@ -275,7 +321,45 @@
           <w:szCs w:val="24"/>
           <w:highlight w:val="none"/>
         </w:rPr>
-        <w:t xml:space="preserve">Today, I decided to spend some time observing the crazies. I call them `crazy` because they seem only interested in killing without remorse. They take great pleasure in hunting whoever is still uninfected and they do not respond to any pleas of mercy. They look at us like a piece of delicious morsel, that their brains salivate over the thoughts of puncturing the squishy parts and filling their bellies with those chewy raw meats.</w:t>
+      </w:r>
+    </w:p>
+    <w:p>
+      <w:pPr>
+        <w:pBdr/>
+        <w:spacing/>
+        <w:ind/>
+        <w:rPr>
+          <w:rFonts w:ascii="Calibri" w:hAnsi="Calibri" w:eastAsia="Calibri" w:cs="Calibri"/>
+          <w:sz w:val="24"/>
+          <w:szCs w:val="24"/>
+          <w:highlight w:val="none"/>
+        </w:rPr>
+      </w:pPr>
+      <w:r>
+        <w:rPr>
+          <w:rFonts w:ascii="Calibri" w:hAnsi="Calibri" w:eastAsia="Calibri" w:cs="Calibri"/>
+          <w:sz w:val="24"/>
+          <w:szCs w:val="24"/>
+          <w:highlight w:val="none"/>
+        </w:rPr>
+        <w:t xml:space="preserve">Today, I decided to spend some time observing the crazies. I call them `crazy` because they seem only interested in killing without remorse. They take great pleasure in hunting</w:t>
+      </w:r>
+      <w:r>
+        <w:rPr>
+          <w:rFonts w:ascii="Calibri" w:hAnsi="Calibri" w:eastAsia="Calibri" w:cs="Calibri"/>
+          <w:sz w:val="24"/>
+          <w:szCs w:val="24"/>
+          <w:highlight w:val="none"/>
+        </w:rPr>
+        <w:t xml:space="preserve"> whoever is still uninfected and they do not respond to any pleas of mercy. They look at us like a piece of delicious morsel, that their brains salivate over the thoughts of puncturing the squishy parts and filling their bellies with those chewy raw meats.</w:t>
+      </w:r>
+      <w:r>
+        <w:rPr>
+          <w:rFonts w:ascii="Calibri" w:hAnsi="Calibri" w:eastAsia="Calibri" w:cs="Calibri"/>
+          <w:sz w:val="24"/>
+          <w:szCs w:val="24"/>
+          <w:highlight w:val="none"/>
+        </w:rPr>
       </w:r>
       <w:r>
         <w:rPr>
@@ -314,7 +398,16 @@
           <w:szCs w:val="24"/>
           <w:highlight w:val="none"/>
         </w:rPr>
-        <w:t xml:space="preserve"> to better rip apart the flesh from the bones. Some of them utter some basic broken words, but most of their communication is done through grunts and yells. There seems to be a tribal structure to their group, and it is clear that the tougher individuals are the ones that lead the rest. </w:t>
+        <w:t xml:space="preserve"> to better rip apart the flesh f</w:t>
+      </w:r>
+      <w:r>
+        <w:rPr>
+          <w:rFonts w:ascii="Calibri" w:hAnsi="Calibri" w:eastAsia="Calibri" w:cs="Calibri"/>
+          <w:sz w:val="24"/>
+          <w:szCs w:val="24"/>
+          <w:highlight w:val="none"/>
+        </w:rPr>
+        <w:t xml:space="preserve">rom the bones. Some of them utter some basic broken words, but most of their communication is done through grunts and yells. There seems to be a tribal structure to their group, and it is clear that the tougher individuals are the ones that lead the rest. </w:t>
       </w:r>
       <w:r>
         <w:rPr>
@@ -333,6 +426,14 @@
           <w:highlight w:val="none"/>
         </w:rPr>
       </w:r>
+      <w:r>
+        <w:rPr>
+          <w:rFonts w:ascii="Calibri" w:hAnsi="Calibri" w:eastAsia="Calibri" w:cs="Calibri"/>
+          <w:sz w:val="24"/>
+          <w:szCs w:val="24"/>
+          <w:highlight w:val="none"/>
+        </w:rPr>
+      </w:r>
     </w:p>
     <w:p>
       <w:pPr>
@@ -364,7 +465,6 @@
         </w:rPr>
         <w:t xml:space="preserve"> </w:t>
       </w:r>
-      <w:r/>
       <w:r>
         <w:rPr>
           <w:rFonts w:ascii="Calibri" w:hAnsi="Calibri" w:eastAsia="Calibri" w:cs="Calibri"/>
@@ -373,14 +473,6 @@
           <w:highlight w:val="none"/>
         </w:rPr>
         <w:t xml:space="preserve">Still, I consider that my report might shed some light on what happened here, so I see it as my duty to document everything in detail.</w:t>
-      </w:r>
-      <w:r>
-        <w:rPr>
-          <w:rFonts w:ascii="Calibri" w:hAnsi="Calibri" w:eastAsia="Calibri" w:cs="Calibri"/>
-          <w:sz w:val="24"/>
-          <w:szCs w:val="24"/>
-          <w:highlight w:val="none"/>
-        </w:rPr>
       </w:r>
       <w:r>
         <w:rPr>
@@ -465,7 +557,24 @@
           <w:szCs w:val="24"/>
           <w:highlight w:val="none"/>
         </w:rPr>
-        <w:t xml:space="preserve">that they do not feast only on the uninfected, but also on the weaker individuals of their species. I saw them drag a poor wounded feller, that had such a desperate look in his eyes. He knew exactly what was going to happen, probably partaking in similar acts himself.</w:t>
+        <w:t xml:space="preserve">that they do</w:t>
+      </w:r>
+      <w:r>
+        <w:rPr>
+          <w:rFonts w:ascii="Calibri" w:hAnsi="Calibri" w:eastAsia="Calibri" w:cs="Calibri"/>
+          <w:sz w:val="24"/>
+          <w:szCs w:val="24"/>
+          <w:highlight w:val="none"/>
+        </w:rPr>
+        <w:t xml:space="preserve"> not feast only on the uninfected, but also on the weaker individuals of their species. I saw them drag a poor wounded feller, that had such a desperate look in his eyes. He knew exactly what was going to happen, probably partaking in similar acts himself.</w:t>
+      </w:r>
+      <w:r>
+        <w:rPr>
+          <w:rFonts w:ascii="Calibri" w:hAnsi="Calibri" w:eastAsia="Calibri" w:cs="Calibri"/>
+          <w:sz w:val="24"/>
+          <w:szCs w:val="24"/>
+          <w:highlight w:val="none"/>
+        </w:rPr>
       </w:r>
       <w:r>
         <w:rPr>
@@ -495,7 +604,16 @@
           <w:szCs w:val="24"/>
           <w:highlight w:val="none"/>
         </w:rPr>
-        <w:t xml:space="preserve">They took their time and stripped him of few clothes he was wearing. Then, they started hitting him hard with stones and metal pipes, crushing the bones from his limbs. Probably, to prevent him from struggling to much. What struck me curious, was the fact that the females were initially left with him to perform intense coitus </w:t>
+        <w:t xml:space="preserve">They took their time and stripped him of few clothes he was wearing. The</w:t>
+      </w:r>
+      <w:r>
+        <w:rPr>
+          <w:rFonts w:ascii="Calibri" w:hAnsi="Calibri" w:eastAsia="Calibri" w:cs="Calibri"/>
+          <w:sz w:val="24"/>
+          <w:szCs w:val="24"/>
+          <w:highlight w:val="none"/>
+        </w:rPr>
+        <w:t xml:space="preserve">n, they started hitting him hard with stones and metal pipes, crushing the bones from his limbs. Probably, to prevent him from struggling to much. What struck me curious, was the fact that the females were initially left with him to perform intense coitus </w:t>
       </w:r>
       <w:r>
         <w:rPr>
@@ -514,19 +632,6 @@
           <w:highlight w:val="none"/>
         </w:rPr>
       </w:r>
-    </w:p>
-    <w:p>
-      <w:pPr>
-        <w:pBdr/>
-        <w:spacing/>
-        <w:ind/>
-        <w:rPr>
-          <w:rFonts w:ascii="Calibri" w:hAnsi="Calibri" w:eastAsia="Calibri" w:cs="Calibri"/>
-          <w:sz w:val="24"/>
-          <w:szCs w:val="24"/>
-          <w:highlight w:val="none"/>
-        </w:rPr>
-      </w:pPr>
       <w:r>
         <w:rPr>
           <w:rFonts w:ascii="Calibri" w:hAnsi="Calibri" w:eastAsia="Calibri" w:cs="Calibri"/>
@@ -534,7 +639,37 @@
           <w:szCs w:val="24"/>
           <w:highlight w:val="none"/>
         </w:rPr>
-        <w:t xml:space="preserve">In the end, there was little twitching left out of him. Then, the biggest and strongest individual of the group, took a sharp object and started carving at the seems of his joints. I could hear the sickening tears and pulls of the bones from withing the muscles, and the decoupling </w:t>
+      </w:r>
+    </w:p>
+    <w:p>
+      <w:pPr>
+        <w:pBdr/>
+        <w:spacing/>
+        <w:ind/>
+        <w:rPr>
+          <w:rFonts w:ascii="Calibri" w:hAnsi="Calibri" w:eastAsia="Calibri" w:cs="Calibri"/>
+          <w:sz w:val="24"/>
+          <w:szCs w:val="24"/>
+          <w:highlight w:val="none"/>
+        </w:rPr>
+      </w:pPr>
+      <w:r>
+        <w:rPr>
+          <w:rFonts w:ascii="Calibri" w:hAnsi="Calibri" w:eastAsia="Calibri" w:cs="Calibri"/>
+          <w:sz w:val="24"/>
+          <w:szCs w:val="24"/>
+          <w:highlight w:val="none"/>
+        </w:rPr>
+        <w:t xml:space="preserve">In the end, there was litt</w:t>
+      </w:r>
+      <w:r>
+        <w:rPr>
+          <w:rFonts w:ascii="Calibri" w:hAnsi="Calibri" w:eastAsia="Calibri" w:cs="Calibri"/>
+          <w:sz w:val="24"/>
+          <w:szCs w:val="24"/>
+          <w:highlight w:val="none"/>
+        </w:rPr>
+        <w:t xml:space="preserve">le twitching left out of him. Then, the biggest and strongest individual of the group, took a sharp object and started carving at the seems of his joints. I could hear the sickening tears and pulls of the bones from withing the muscles, and the decoupling </w:t>
       </w:r>
       <w:r>
         <w:rPr>
@@ -544,6 +679,14 @@
           <w:highlight w:val="none"/>
         </w:rPr>
         <w:t xml:space="preserve">of inner joints. He did not scream, but his eyes were tearing abundantly.</w:t>
+      </w:r>
+      <w:r>
+        <w:rPr>
+          <w:rFonts w:ascii="Calibri" w:hAnsi="Calibri" w:eastAsia="Calibri" w:cs="Calibri"/>
+          <w:sz w:val="24"/>
+          <w:szCs w:val="24"/>
+          <w:highlight w:val="none"/>
+        </w:rPr>
       </w:r>
       <w:r>
         <w:rPr>
@@ -591,185 +734,6 @@
           <w:szCs w:val="24"/>
           <w:highlight w:val="none"/>
         </w:rPr>
-      </w:r>
-    </w:p>
-    <w:p>
-      <w:pPr>
-        <w:pBdr/>
-        <w:spacing/>
-        <w:ind/>
-        <w:rPr>
-          <w:rFonts w:ascii="Calibri" w:hAnsi="Calibri" w:eastAsia="Calibri" w:cs="Calibri"/>
-          <w:sz w:val="24"/>
-          <w:szCs w:val="24"/>
-          <w:highlight w:val="none"/>
-        </w:rPr>
-      </w:pPr>
-      <w:r>
-        <w:rPr>
-          <w:rFonts w:ascii="Calibri" w:hAnsi="Calibri" w:eastAsia="Calibri" w:cs="Calibri"/>
-          <w:sz w:val="24"/>
-          <w:szCs w:val="24"/>
-          <w:highlight w:val="none"/>
-        </w:rPr>
-        <w:t xml:space="preserve">::[Interrupted]::</w:t>
-      </w:r>
-      <w:r>
-        <w:rPr>
-          <w:rFonts w:ascii="Calibri" w:hAnsi="Calibri" w:eastAsia="Calibri" w:cs="Calibri"/>
-          <w:sz w:val="24"/>
-          <w:szCs w:val="24"/>
-          <w:highlight w:val="none"/>
-        </w:rPr>
-      </w:r>
-      <w:r>
-        <w:rPr>
-          <w:rFonts w:ascii="Calibri" w:hAnsi="Calibri" w:eastAsia="Calibri" w:cs="Calibri"/>
-          <w:sz w:val="24"/>
-          <w:szCs w:val="24"/>
-          <w:highlight w:val="none"/>
-        </w:rPr>
-      </w:r>
-      <w:r>
-        <w:rPr>
-          <w:rFonts w:ascii="Calibri" w:hAnsi="Calibri" w:eastAsia="Calibri" w:cs="Calibri"/>
-          <w:sz w:val="24"/>
-          <w:szCs w:val="24"/>
-          <w:highlight w:val="none"/>
-        </w:rPr>
-      </w:r>
-      <w:r>
-        <w:rPr>
-          <w:rFonts w:ascii="Calibri" w:hAnsi="Calibri" w:eastAsia="Calibri" w:cs="Calibri"/>
-          <w:sz w:val="24"/>
-          <w:szCs w:val="24"/>
-          <w:highlight w:val="none"/>
-        </w:rPr>
-      </w:r>
-      <w:r>
-        <w:rPr>
-          <w:rFonts w:ascii="Calibri" w:hAnsi="Calibri" w:eastAsia="Calibri" w:cs="Calibri"/>
-          <w:sz w:val="24"/>
-          <w:szCs w:val="24"/>
-          <w:highlight w:val="none"/>
-        </w:rPr>
-      </w:r>
-      <w:r>
-        <w:rPr>
-          <w:rFonts w:ascii="Calibri" w:hAnsi="Calibri" w:eastAsia="Calibri" w:cs="Calibri"/>
-          <w:sz w:val="24"/>
-          <w:szCs w:val="24"/>
-          <w:highlight w:val="none"/>
-        </w:rPr>
-      </w:r>
-    </w:p>
-    <w:p>
-      <w:pPr>
-        <w:pBdr/>
-        <w:spacing/>
-        <w:ind/>
-        <w:rPr>
-          <w:rFonts w:ascii="Calibri" w:hAnsi="Calibri" w:eastAsia="Calibri" w:cs="Calibri"/>
-          <w:sz w:val="24"/>
-          <w:szCs w:val="24"/>
-          <w:highlight w:val="none"/>
-        </w:rPr>
-      </w:pPr>
-      <w:r>
-        <w:rPr>
-          <w:rFonts w:ascii="Calibri" w:hAnsi="Calibri" w:eastAsia="Calibri" w:cs="Calibri"/>
-          <w:sz w:val="24"/>
-          <w:szCs w:val="24"/>
-          <w:highlight w:val="none"/>
-        </w:rPr>
-        <w:t xml:space="preserve">I catalog them </w:t>
-      </w:r>
-      <w:r>
-        <w:rPr>
-          <w:rFonts w:ascii="Calibri" w:hAnsi="Calibri" w:eastAsia="Calibri" w:cs="Calibri"/>
-          <w:sz w:val="24"/>
-          <w:szCs w:val="24"/>
-          <w:highlight w:val="none"/>
-        </w:rPr>
-        <w:t xml:space="preserve">as a separate species because they have adapted to a new life style, but their internal organs have also mutated slightly from the human physiognomy. It is bizarre, to say the least, but I still can’t figure out what is in this water. Granted, I do not have enough equipment and experience to understand what exactly is this biological agent that contaminated the water.</w:t>
-      </w:r>
-      <w:r>
-        <w:rPr>
-          <w:rFonts w:ascii="Calibri" w:hAnsi="Calibri" w:eastAsia="Calibri" w:cs="Calibri"/>
-          <w:sz w:val="24"/>
-          <w:szCs w:val="24"/>
-          <w:highlight w:val="none"/>
-        </w:rPr>
-      </w:r>
-    </w:p>
-    <w:p>
-      <w:pPr>
-        <w:pBdr/>
-        <w:spacing/>
-        <w:ind/>
-        <w:rPr>
-          <w:rFonts w:ascii="Calibri" w:hAnsi="Calibri" w:eastAsia="Calibri" w:cs="Calibri"/>
-          <w:sz w:val="24"/>
-          <w:szCs w:val="24"/>
-          <w:highlight w:val="none"/>
-        </w:rPr>
-      </w:pPr>
-      <w:r>
-        <w:rPr>
-          <w:rFonts w:ascii="Calibri" w:hAnsi="Calibri" w:eastAsia="Calibri" w:cs="Calibri"/>
-          <w:sz w:val="24"/>
-          <w:szCs w:val="24"/>
-          <w:highlight w:val="none"/>
-        </w:rPr>
-        <w:t xml:space="preserve">Before all of this happened, I dead hear some murmurs, from some maintenance workers,</w:t>
-      </w:r>
-      <w:r>
-        <w:rPr>
-          <w:rFonts w:ascii="Calibri" w:hAnsi="Calibri" w:eastAsia="Calibri" w:cs="Calibri"/>
-          <w:sz w:val="24"/>
-          <w:szCs w:val="24"/>
-          <w:highlight w:val="none"/>
-        </w:rPr>
-        <w:t xml:space="preserve"> that the water tanks were in bad shape, but not much was elaborated further. However this contaminant reached our water supplies, all I can say is that it does not look natural or organic in nature. There are quite a few elements that indicate it was engineered. I just can’t to get more information with a simple electron microscope and a few lab vials.</w:t>
-      </w:r>
-      <w:r>
-        <w:rPr>
-          <w:rFonts w:ascii="Calibri" w:hAnsi="Calibri" w:eastAsia="Calibri" w:cs="Calibri"/>
-          <w:sz w:val="24"/>
-          <w:szCs w:val="24"/>
-          <w:highlight w:val="none"/>
-        </w:rPr>
-      </w:r>
-    </w:p>
-    <w:p>
-      <w:pPr>
-        <w:pBdr/>
-        <w:spacing/>
-        <w:ind/>
-        <w:rPr>
-          <w:rFonts w:ascii="Calibri" w:hAnsi="Calibri" w:eastAsia="Calibri" w:cs="Calibri"/>
-          <w:sz w:val="24"/>
-          <w:szCs w:val="24"/>
-          <w:highlight w:val="none"/>
-        </w:rPr>
-      </w:pPr>
-      <w:r>
-        <w:rPr>
-          <w:rFonts w:ascii="Calibri" w:hAnsi="Calibri" w:eastAsia="Calibri" w:cs="Calibri"/>
-          <w:sz w:val="24"/>
-          <w:szCs w:val="24"/>
-          <w:highlight w:val="none"/>
-        </w:rPr>
-        <w:t xml:space="preserve">There is a laboratory on level 6 for the crop investigation. Not that anyone here was ever qualified to use it, but it does have the equipment I require to do further investigations. My main concern are the electrical power failures. With no one left to look after the disheveled </w:t>
-      </w:r>
-      <w:r>
-        <w:rPr>
-          <w:rFonts w:ascii="Calibri" w:hAnsi="Calibri" w:eastAsia="Calibri" w:cs="Calibri"/>
-          <w:sz w:val="24"/>
-          <w:szCs w:val="24"/>
-          <w:highlight w:val="none"/>
-        </w:rPr>
-        <w:t xml:space="preserve">machinery, the Shelter is slowly going dark.</w:t>
       </w:r>
       <w:r>
         <w:rPr>
@@ -837,7 +801,7 @@
           <w:szCs w:val="24"/>
           <w:highlight w:val="none"/>
         </w:rPr>
-        <w:t xml:space="preserve">This morning, it hit me like a fist going at light speed. In all the commotion, I completely forgot about the AGI overseer.</w:t>
+        <w:t xml:space="preserve">I catalog them </w:t>
       </w:r>
       <w:r>
         <w:rPr>
@@ -846,7 +810,24 @@
           <w:szCs w:val="24"/>
           <w:highlight w:val="none"/>
         </w:rPr>
-        <w:t xml:space="preserve"> Why hasn’t it taken any action to protect the uninfected people. It could have closed various sections of the shelter. Initially, I was thinking that maybe things went into disrepair, but I realized that all the monitoring systems are still active. Either it is unable or, worse, unwilling to do anything. I tried to find a way to hail it, but all I get is static silence on all the comms I tried so far. I am confused, because I know it can contact Shelter 2 and request aid from their overseer.</w:t>
+        <w:t xml:space="preserve">as a separate species because they have adapted to a new life style, but their internal organs have also mutated s</w:t>
+      </w:r>
+      <w:r>
+        <w:rPr>
+          <w:rFonts w:ascii="Calibri" w:hAnsi="Calibri" w:eastAsia="Calibri" w:cs="Calibri"/>
+          <w:sz w:val="24"/>
+          <w:szCs w:val="24"/>
+          <w:highlight w:val="none"/>
+        </w:rPr>
+        <w:t xml:space="preserve">lightly from the human physiognomy. It is bizarre, to say the least, but I still can’t figure out what is in this water. Granted, I do not have enough equipment and experience to understand what exactly is this biological agent that contaminated the water.</w:t>
+      </w:r>
+      <w:r>
+        <w:rPr>
+          <w:rFonts w:ascii="Calibri" w:hAnsi="Calibri" w:eastAsia="Calibri" w:cs="Calibri"/>
+          <w:sz w:val="24"/>
+          <w:szCs w:val="24"/>
+          <w:highlight w:val="none"/>
+        </w:rPr>
       </w:r>
       <w:r>
         <w:rPr>
@@ -876,7 +857,7 @@
           <w:szCs w:val="24"/>
           <w:highlight w:val="none"/>
         </w:rPr>
-        <w:t xml:space="preserve">I have no way of reaching the command, upstairs. I would have to go through all the crazies. Decisions, decisions.</w:t>
+        <w:t xml:space="preserve">Before all of this happened, I dead hear some murmurs, from some maintenance workers,</w:t>
       </w:r>
       <w:r>
         <w:rPr>
@@ -885,7 +866,80 @@
           <w:szCs w:val="24"/>
           <w:highlight w:val="none"/>
         </w:rPr>
-        <w:t xml:space="preserve"> Well, my current options are to reach in the lower levels and get to the crops chamber to access the lab. There are also some food supplies there, but I am hesitant to eat them The crops used the same infected water to keep the plants hydrated. Who knows how long this has been sipping through its soils.</w:t>
+        <w:t xml:space="preserve"> that the water tanks were in bad shape, but not much was elaborated further. However this contamin</w:t>
+      </w:r>
+      <w:r>
+        <w:rPr>
+          <w:rFonts w:ascii="Calibri" w:hAnsi="Calibri" w:eastAsia="Calibri" w:cs="Calibri"/>
+          <w:sz w:val="24"/>
+          <w:szCs w:val="24"/>
+          <w:highlight w:val="none"/>
+        </w:rPr>
+        <w:t xml:space="preserve">ant reached our water supplies, all I can say is that it does not look natural or organic in nature. There are quite a few elements that indicate it was engineered. I just can’t to get more information with a simple electron microscope and a few lab vials.</w:t>
+      </w:r>
+      <w:r>
+        <w:rPr>
+          <w:rFonts w:ascii="Calibri" w:hAnsi="Calibri" w:eastAsia="Calibri" w:cs="Calibri"/>
+          <w:sz w:val="24"/>
+          <w:szCs w:val="24"/>
+          <w:highlight w:val="none"/>
+        </w:rPr>
+      </w:r>
+      <w:r>
+        <w:rPr>
+          <w:rFonts w:ascii="Calibri" w:hAnsi="Calibri" w:eastAsia="Calibri" w:cs="Calibri"/>
+          <w:sz w:val="24"/>
+          <w:szCs w:val="24"/>
+          <w:highlight w:val="none"/>
+        </w:rPr>
+      </w:r>
+    </w:p>
+    <w:p>
+      <w:pPr>
+        <w:pBdr/>
+        <w:spacing/>
+        <w:ind/>
+        <w:rPr>
+          <w:rFonts w:ascii="Calibri" w:hAnsi="Calibri" w:eastAsia="Calibri" w:cs="Calibri"/>
+          <w:sz w:val="24"/>
+          <w:szCs w:val="24"/>
+          <w:highlight w:val="none"/>
+        </w:rPr>
+      </w:pPr>
+      <w:r>
+        <w:rPr>
+          <w:rFonts w:ascii="Calibri" w:hAnsi="Calibri" w:eastAsia="Calibri" w:cs="Calibri"/>
+          <w:sz w:val="24"/>
+          <w:szCs w:val="24"/>
+          <w:highlight w:val="none"/>
+        </w:rPr>
+        <w:t xml:space="preserve">There is a laboratory on</w:t>
+      </w:r>
+      <w:r>
+        <w:rPr>
+          <w:rFonts w:ascii="Calibri" w:hAnsi="Calibri" w:eastAsia="Calibri" w:cs="Calibri"/>
+          <w:sz w:val="24"/>
+          <w:szCs w:val="24"/>
+          <w:highlight w:val="none"/>
+        </w:rPr>
+        <w:t xml:space="preserve"> level 6 for the crop investigation. Not that anyone here was ever qualified to use it, but it does have the equipment I require to do further investigations. My main concern are the electrical power failures. With no one left to look after the disheveled </w:t>
+      </w:r>
+      <w:r>
+        <w:rPr>
+          <w:rFonts w:ascii="Calibri" w:hAnsi="Calibri" w:eastAsia="Calibri" w:cs="Calibri"/>
+          <w:sz w:val="24"/>
+          <w:szCs w:val="24"/>
+          <w:highlight w:val="none"/>
+        </w:rPr>
+        <w:t xml:space="preserve">machinery, the Shelter is slowly going dark.</w:t>
+      </w:r>
+      <w:r>
+        <w:rPr>
+          <w:rFonts w:ascii="Calibri" w:hAnsi="Calibri" w:eastAsia="Calibri" w:cs="Calibri"/>
+          <w:sz w:val="24"/>
+          <w:szCs w:val="24"/>
+          <w:highlight w:val="none"/>
+        </w:rPr>
       </w:r>
       <w:r>
         <w:rPr>
@@ -953,7 +1007,7 @@
           <w:szCs w:val="24"/>
           <w:highlight w:val="none"/>
         </w:rPr>
-        <w:t xml:space="preserve">My fears have been confirmed. The remaining survivors have been eating the food supplies from the hydroponics.</w:t>
+        <w:t xml:space="preserve">This morning, it hit me like a fist going at light speed. In all the commotion, I completely forgot about the AGI overseer.</w:t>
       </w:r>
       <w:r>
         <w:rPr>
@@ -962,7 +1016,24 @@
           <w:szCs w:val="24"/>
           <w:highlight w:val="none"/>
         </w:rPr>
-        <w:t xml:space="preserve"> I could see the first symptoms developing within their group members. Soon I will be trapped between them and the large group upstairs. I’ll have to think of something.</w:t>
+        <w:t xml:space="preserve"> Why hasn’t it taken any action to protect the uninfected people. It could have closed various sections of the shelter. Initially, I was thinking that maybe things went into disrepair, but I realized that all the monitoring systems are still</w:t>
+      </w:r>
+      <w:r>
+        <w:rPr>
+          <w:rFonts w:ascii="Calibri" w:hAnsi="Calibri" w:eastAsia="Calibri" w:cs="Calibri"/>
+          <w:sz w:val="24"/>
+          <w:szCs w:val="24"/>
+          <w:highlight w:val="none"/>
+        </w:rPr>
+        <w:t xml:space="preserve"> active. Either it is unable or, worse, unwilling to do anything. I tried to find a way to hail it, but all I get is static silence on all the comms I tried so far. I am confused, because I know it can contact Shelter 2 and request aid from their overseer.</w:t>
+      </w:r>
+      <w:r>
+        <w:rPr>
+          <w:rFonts w:ascii="Calibri" w:hAnsi="Calibri" w:eastAsia="Calibri" w:cs="Calibri"/>
+          <w:sz w:val="24"/>
+          <w:szCs w:val="24"/>
+          <w:highlight w:val="none"/>
+        </w:rPr>
       </w:r>
       <w:r>
         <w:rPr>
@@ -992,7 +1063,7 @@
           <w:szCs w:val="24"/>
           <w:highlight w:val="none"/>
         </w:rPr>
-        <w:t xml:space="preserve">On a bad note, all the equipment from the lab is either missing or broken. </w:t>
+        <w:t xml:space="preserve">I have no way of reaching the command, upstairs. I would have to go through all the crazies. Decisions, decisions.</w:t>
       </w:r>
       <w:r>
         <w:rPr>
@@ -1001,7 +1072,7 @@
           <w:szCs w:val="24"/>
           <w:highlight w:val="none"/>
         </w:rPr>
-        <w:t xml:space="preserve">This sunk my heart in my caving chest. I’ll have to suspend my curiosities for now. On the other hand, I did find out an access tunnel to a maintenance section that leads to an access panel that can manually operate the entrance hatch. Whoever left it open didn’t use it. It’s peculiar, because the AGI would have this sealed up tight in order to prevent unauthorized access. To be honest, I don’t even know who exactly has this access, but it all feels off.</w:t>
+        <w:t xml:space="preserve"> Well, my current options are to reach in the low</w:t>
       </w:r>
       <w:r>
         <w:rPr>
@@ -1010,28 +1081,7 @@
           <w:szCs w:val="24"/>
           <w:highlight w:val="none"/>
         </w:rPr>
-      </w:r>
-    </w:p>
-    <w:p>
-      <w:pPr>
-        <w:pBdr/>
-        <w:spacing/>
-        <w:ind/>
-        <w:rPr>
-          <w:rFonts w:ascii="Calibri" w:hAnsi="Calibri" w:eastAsia="Calibri" w:cs="Calibri"/>
-          <w:sz w:val="24"/>
-          <w:szCs w:val="24"/>
-          <w:highlight w:val="none"/>
-        </w:rPr>
-      </w:pPr>
-      <w:r>
-        <w:rPr>
-          <w:rFonts w:ascii="Calibri" w:hAnsi="Calibri" w:eastAsia="Calibri" w:cs="Calibri"/>
-          <w:sz w:val="24"/>
-          <w:szCs w:val="24"/>
-          <w:highlight w:val="none"/>
-        </w:rPr>
-        <w:t xml:space="preserve">The only problem is that the power is not routed to this console anymore. I have to go to level 9 and figure out how to enable it. This also means I have to carefully maneuver through</w:t>
+        <w:t xml:space="preserve">er levels and get to the crops chamber to access the lab. There are also some food supplies there, but I am hesitant to eat them The crops used the same infected water to keep the plants hydrated. Who knows how long this has been sipping through its soils.</w:t>
       </w:r>
       <w:r>
         <w:rPr>
@@ -1040,7 +1090,6 @@
           <w:szCs w:val="24"/>
           <w:highlight w:val="none"/>
         </w:rPr>
-        <w:t xml:space="preserve"> level 7, where the newly infected people are. They still didn’t fully change yet, but they should be rather confused at this stage.</w:t>
       </w:r>
       <w:r>
         <w:rPr>
@@ -1108,7 +1157,16 @@
           <w:szCs w:val="24"/>
           <w:highlight w:val="none"/>
         </w:rPr>
-        <w:t xml:space="preserve">I really hate my luck. I managed to get to the bottom, and I even figured out how to reroute the power to the sector with the console. But, when I was coming back, through the shafts, one of the infected managed to squeeze through a vent and bit me. I think they also used the vents like me, at one point. This one just remembered where it was and found me in it. I managed to kick him in the mouth and he let loose for a moment. That was enough for me to make my escape and then block their way up. They didn’t seem to follow me, but I rather be safe than sorry.</w:t>
+        <w:t xml:space="preserve">My fears have been confirmed. The remaining survivors have been eating the food supplies from the hydroponics.</w:t>
+      </w:r>
+      <w:r>
+        <w:rPr>
+          <w:rFonts w:ascii="Calibri" w:hAnsi="Calibri" w:eastAsia="Calibri" w:cs="Calibri"/>
+          <w:sz w:val="24"/>
+          <w:szCs w:val="24"/>
+          <w:highlight w:val="none"/>
+        </w:rPr>
+        <w:t xml:space="preserve"> I could see the first symptoms developing within their group members. Soon I will be trapped between them and the large group upstairs. I’ll have to think of something.</w:t>
       </w:r>
       <w:r>
         <w:rPr>
@@ -1146,7 +1204,33 @@
           <w:szCs w:val="24"/>
           <w:highlight w:val="none"/>
         </w:rPr>
-        <w:t xml:space="preserve">This would is bleeding profusely. I managed to stitch it but it still hurts so much. I have to monitor its status. I fear.. I have to not jump to conclusions just yet.</w:t>
+        <w:t xml:space="preserve">On a bad note, all the equipment from the lab is either missing or broken. </w:t>
+      </w:r>
+      <w:r>
+        <w:rPr>
+          <w:rFonts w:ascii="Calibri" w:hAnsi="Calibri" w:eastAsia="Calibri" w:cs="Calibri"/>
+          <w:sz w:val="24"/>
+          <w:szCs w:val="24"/>
+          <w:highlight w:val="none"/>
+        </w:rPr>
+        <w:t xml:space="preserve">This sunk my heart in my caving chest. I’ll have to suspend my curiosities for now. On the other hand, I did find out an access tunnel to a maintenance section that leads to an access panel that can man</w:t>
+      </w:r>
+      <w:r>
+        <w:rPr>
+          <w:rFonts w:ascii="Calibri" w:hAnsi="Calibri" w:eastAsia="Calibri" w:cs="Calibri"/>
+          <w:sz w:val="24"/>
+          <w:szCs w:val="24"/>
+          <w:highlight w:val="none"/>
+        </w:rPr>
+        <w:t xml:space="preserve">ually operate the entrance hatch. Whoever left it open didn’t use it. It’s peculiar, because the AGI would have this sealed up tight in order to prevent unauthorized access. To be honest, I don’t even know who exactly has this access, but it all feels off.</w:t>
+      </w:r>
+      <w:r>
+        <w:rPr>
+          <w:rFonts w:ascii="Calibri" w:hAnsi="Calibri" w:eastAsia="Calibri" w:cs="Calibri"/>
+          <w:sz w:val="24"/>
+          <w:szCs w:val="24"/>
+          <w:highlight w:val="none"/>
+        </w:rPr>
       </w:r>
       <w:r>
         <w:rPr>
@@ -1176,7 +1260,7 @@
           <w:szCs w:val="24"/>
           <w:highlight w:val="none"/>
         </w:rPr>
-        <w:t xml:space="preserve">What was strange, was the fact that the power was turned down on purpose.</w:t>
+        <w:t xml:space="preserve">The only problem is that the power is not routed to this console anymore. I have to go to level 9 and figure out how to enable it. This also means I have to carefully maneuver through</w:t>
       </w:r>
       <w:r>
         <w:rPr>
@@ -1185,7 +1269,7 @@
           <w:szCs w:val="24"/>
           <w:highlight w:val="none"/>
         </w:rPr>
-        <w:t xml:space="preserve"> Maybe the people at level 7 tried to shutdown the system!? To what purpose, I have no clue.</w:t>
+        <w:t xml:space="preserve"> level 7, where the newly infected people are. They still didn’t fully change yet, but they should be rather confused at this stage.</w:t>
       </w:r>
       <w:r>
         <w:rPr>
@@ -1194,37 +1278,6 @@
           <w:szCs w:val="24"/>
           <w:highlight w:val="none"/>
         </w:rPr>
-      </w:r>
-    </w:p>
-    <w:p>
-      <w:pPr>
-        <w:pBdr/>
-        <w:spacing/>
-        <w:ind/>
-        <w:rPr>
-          <w:rFonts w:ascii="Calibri" w:hAnsi="Calibri" w:eastAsia="Calibri" w:cs="Calibri"/>
-          <w:sz w:val="24"/>
-          <w:szCs w:val="24"/>
-          <w:highlight w:val="none"/>
-        </w:rPr>
-      </w:pPr>
-      <w:r>
-        <w:rPr>
-          <w:rFonts w:ascii="Calibri" w:hAnsi="Calibri" w:eastAsia="Calibri" w:cs="Calibri"/>
-          <w:sz w:val="24"/>
-          <w:szCs w:val="24"/>
-          <w:highlight w:val="none"/>
-        </w:rPr>
-        <w:t xml:space="preserve">My plan is to open the main entrance. Even though it is not safe for me to go out, perhaps the crazier might exist, in their stupor. Or, maybe the weather will slowly kill them. They can’t go to the lower levels anymore. I blocked the entrances tight. I also ensured to block the access from level 7. Now I am totally sandwiched </w:t>
-      </w:r>
-      <w:r>
-        <w:rPr>
-          <w:rFonts w:ascii="Calibri" w:hAnsi="Calibri" w:eastAsia="Calibri" w:cs="Calibri"/>
-          <w:sz w:val="24"/>
-          <w:szCs w:val="24"/>
-          <w:highlight w:val="none"/>
-        </w:rPr>
-        <w:t xml:space="preserve">between them.</w:t>
       </w:r>
       <w:r>
         <w:rPr>
@@ -1292,7 +1345,7 @@
           <w:szCs w:val="24"/>
           <w:highlight w:val="none"/>
         </w:rPr>
-        <w:t xml:space="preserve">This might be my last message. My deepest fears became true. The infection passed through the biting wound. I had to.. amputate. It was intensely painful</w:t>
+        <w:t xml:space="preserve">I really hate my luck. I managed to get to the bott</w:t>
       </w:r>
       <w:r>
         <w:rPr>
@@ -1301,7 +1354,24 @@
           <w:szCs w:val="24"/>
           <w:highlight w:val="none"/>
         </w:rPr>
-        <w:t xml:space="preserve">, since I had to do it without anesthetics. For whatever reason, I can’t seem to reduce the fever and the inflammation in my arm no matter how many antibiotics I took. I am slowly becoming delirious. The medicine I self-administered does not seem to ameliorate my condition further. I think the infection spread quicker than I anticipated.</w:t>
+        <w:t xml:space="preserve">om, and I even figured out how to reroute the power to the sector with the console. But, when I was coming back, through the shafts, one of the infected managed to squeeze through a vent and bit me. I think they also used the vents like me, at one point. T</w:t>
+      </w:r>
+      <w:r>
+        <w:rPr>
+          <w:rFonts w:ascii="Calibri" w:hAnsi="Calibri" w:eastAsia="Calibri" w:cs="Calibri"/>
+          <w:sz w:val="24"/>
+          <w:szCs w:val="24"/>
+          <w:highlight w:val="none"/>
+        </w:rPr>
+        <w:t xml:space="preserve">his one just remembered where it was and found me in it. I managed to kick him in the mouth and he let loose for a moment. That was enough for me to make my escape and then block their way up. They didn’t seem to follow me, but I rather be safe than sorry.</w:t>
+      </w:r>
+      <w:r>
+        <w:rPr>
+          <w:rFonts w:ascii="Calibri" w:hAnsi="Calibri" w:eastAsia="Calibri" w:cs="Calibri"/>
+          <w:sz w:val="24"/>
+          <w:szCs w:val="24"/>
+          <w:highlight w:val="none"/>
+        </w:rPr>
       </w:r>
       <w:r>
         <w:rPr>
@@ -1331,7 +1401,298 @@
           <w:szCs w:val="24"/>
           <w:highlight w:val="none"/>
         </w:rPr>
-        <w:t xml:space="preserve">I did, however, managed to open the hatch at the main entrance. I heard a lot of excitement, violence and screams at the upper levels. I’m unsure what happened to them, but what is worse is that I can hear the crazies at the lower levels trying to get through my barricades.</w:t>
+        <w:t xml:space="preserve">This would is bleeding profusely. I managed to stitch it but it still hurts so much. I have to monitor its status. I fear.. I have to not jump to conclusions just yet.</w:t>
+      </w:r>
+      <w:r>
+        <w:rPr>
+          <w:rFonts w:ascii="Calibri" w:hAnsi="Calibri" w:eastAsia="Calibri" w:cs="Calibri"/>
+          <w:sz w:val="24"/>
+          <w:szCs w:val="24"/>
+          <w:highlight w:val="none"/>
+        </w:rPr>
+      </w:r>
+      <w:r>
+        <w:rPr>
+          <w:rFonts w:ascii="Calibri" w:hAnsi="Calibri" w:eastAsia="Calibri" w:cs="Calibri"/>
+          <w:sz w:val="24"/>
+          <w:szCs w:val="24"/>
+          <w:highlight w:val="none"/>
+        </w:rPr>
+      </w:r>
+    </w:p>
+    <w:p>
+      <w:pPr>
+        <w:pBdr/>
+        <w:spacing/>
+        <w:ind/>
+        <w:rPr>
+          <w:rFonts w:ascii="Calibri" w:hAnsi="Calibri" w:eastAsia="Calibri" w:cs="Calibri"/>
+          <w:sz w:val="24"/>
+          <w:szCs w:val="24"/>
+          <w:highlight w:val="none"/>
+        </w:rPr>
+      </w:pPr>
+      <w:r>
+        <w:rPr>
+          <w:rFonts w:ascii="Calibri" w:hAnsi="Calibri" w:eastAsia="Calibri" w:cs="Calibri"/>
+          <w:sz w:val="24"/>
+          <w:szCs w:val="24"/>
+          <w:highlight w:val="none"/>
+        </w:rPr>
+        <w:t xml:space="preserve">What was strange, was the fact that the power was turned down on purpose.</w:t>
+      </w:r>
+      <w:r>
+        <w:rPr>
+          <w:rFonts w:ascii="Calibri" w:hAnsi="Calibri" w:eastAsia="Calibri" w:cs="Calibri"/>
+          <w:sz w:val="24"/>
+          <w:szCs w:val="24"/>
+          <w:highlight w:val="none"/>
+        </w:rPr>
+        <w:t xml:space="preserve"> Maybe the people at level 7 tried to shutdown the system!? To what purpose, I have no clue.</w:t>
+      </w:r>
+      <w:r>
+        <w:rPr>
+          <w:rFonts w:ascii="Calibri" w:hAnsi="Calibri" w:eastAsia="Calibri" w:cs="Calibri"/>
+          <w:sz w:val="24"/>
+          <w:szCs w:val="24"/>
+          <w:highlight w:val="none"/>
+        </w:rPr>
+      </w:r>
+      <w:r>
+        <w:rPr>
+          <w:rFonts w:ascii="Calibri" w:hAnsi="Calibri" w:eastAsia="Calibri" w:cs="Calibri"/>
+          <w:sz w:val="24"/>
+          <w:szCs w:val="24"/>
+          <w:highlight w:val="none"/>
+        </w:rPr>
+      </w:r>
+    </w:p>
+    <w:p>
+      <w:pPr>
+        <w:pBdr/>
+        <w:spacing/>
+        <w:ind/>
+        <w:rPr>
+          <w:rFonts w:ascii="Calibri" w:hAnsi="Calibri" w:eastAsia="Calibri" w:cs="Calibri"/>
+          <w:sz w:val="24"/>
+          <w:szCs w:val="24"/>
+          <w:highlight w:val="none"/>
+        </w:rPr>
+      </w:pPr>
+      <w:r>
+        <w:rPr>
+          <w:rFonts w:ascii="Calibri" w:hAnsi="Calibri" w:eastAsia="Calibri" w:cs="Calibri"/>
+          <w:sz w:val="24"/>
+          <w:szCs w:val="24"/>
+          <w:highlight w:val="none"/>
+        </w:rPr>
+        <w:t xml:space="preserve">My plan is to open the main entrance. Even though it is not safe for me t</w:t>
+      </w:r>
+      <w:r>
+        <w:rPr>
+          <w:rFonts w:ascii="Calibri" w:hAnsi="Calibri" w:eastAsia="Calibri" w:cs="Calibri"/>
+          <w:sz w:val="24"/>
+          <w:szCs w:val="24"/>
+          <w:highlight w:val="none"/>
+        </w:rPr>
+        <w:t xml:space="preserve">o go out, perhaps the crazier might exist, in their stupor. Or, maybe the weather will slowly kill them. They can’t go to the lower levels anymore. I blocked the entrances tight. I also ensured to block the access from level 7. Now I am totally sandwiched </w:t>
+      </w:r>
+      <w:r>
+        <w:rPr>
+          <w:rFonts w:ascii="Calibri" w:hAnsi="Calibri" w:eastAsia="Calibri" w:cs="Calibri"/>
+          <w:sz w:val="24"/>
+          <w:szCs w:val="24"/>
+          <w:highlight w:val="none"/>
+        </w:rPr>
+        <w:t xml:space="preserve">between them.</w:t>
+      </w:r>
+      <w:r>
+        <w:rPr>
+          <w:rFonts w:ascii="Calibri" w:hAnsi="Calibri" w:eastAsia="Calibri" w:cs="Calibri"/>
+          <w:sz w:val="24"/>
+          <w:szCs w:val="24"/>
+          <w:highlight w:val="none"/>
+        </w:rPr>
+      </w:r>
+      <w:r>
+        <w:rPr>
+          <w:rFonts w:ascii="Calibri" w:hAnsi="Calibri" w:eastAsia="Calibri" w:cs="Calibri"/>
+          <w:sz w:val="24"/>
+          <w:szCs w:val="24"/>
+          <w:highlight w:val="none"/>
+        </w:rPr>
+      </w:r>
+    </w:p>
+    <w:p>
+      <w:pPr>
+        <w:pBdr/>
+        <w:spacing/>
+        <w:ind/>
+        <w:rPr>
+          <w:rFonts w:ascii="Calibri" w:hAnsi="Calibri" w:eastAsia="Calibri" w:cs="Calibri"/>
+          <w:sz w:val="24"/>
+          <w:szCs w:val="24"/>
+          <w:highlight w:val="none"/>
+        </w:rPr>
+      </w:pPr>
+      <w:r>
+        <w:rPr>
+          <w:rFonts w:ascii="Calibri" w:hAnsi="Calibri" w:eastAsia="Calibri" w:cs="Calibri"/>
+          <w:sz w:val="24"/>
+          <w:szCs w:val="24"/>
+          <w:highlight w:val="none"/>
+        </w:rPr>
+        <w:t xml:space="preserve">At least, one slither </w:t>
+      </w:r>
+      <w:r>
+        <w:rPr>
+          <w:rFonts w:ascii="Calibri" w:hAnsi="Calibri" w:eastAsia="Calibri" w:cs="Calibri"/>
+          <w:sz w:val="24"/>
+          <w:szCs w:val="24"/>
+          <w:highlight w:val="none"/>
+        </w:rPr>
+        <w:t xml:space="preserve">of happiness crept on my lips today. I found an unopened bottle of Galaxian rum, down there. This will help pass the time a little easier.</w:t>
+      </w:r>
+      <w:r>
+        <w:rPr>
+          <w:rFonts w:ascii="Calibri" w:hAnsi="Calibri" w:eastAsia="Calibri" w:cs="Calibri"/>
+          <w:sz w:val="24"/>
+          <w:szCs w:val="24"/>
+          <w:highlight w:val="none"/>
+        </w:rPr>
+      </w:r>
+    </w:p>
+    <w:p>
+      <w:pPr>
+        <w:pBdr/>
+        <w:spacing/>
+        <w:ind/>
+        <w:rPr>
+          <w:rFonts w:ascii="Calibri" w:hAnsi="Calibri" w:eastAsia="Calibri" w:cs="Calibri"/>
+          <w:sz w:val="24"/>
+          <w:szCs w:val="24"/>
+          <w:highlight w:val="none"/>
+        </w:rPr>
+      </w:pPr>
+      <w:r>
+        <w:rPr>
+          <w:rFonts w:ascii="Calibri" w:hAnsi="Calibri" w:eastAsia="Calibri" w:cs="Calibri"/>
+          <w:sz w:val="24"/>
+          <w:szCs w:val="24"/>
+          <w:highlight w:val="none"/>
+        </w:rPr>
+        <w:t xml:space="preserve">::[Interrupted]::</w:t>
+      </w:r>
+      <w:r>
+        <w:rPr>
+          <w:rFonts w:ascii="Calibri" w:hAnsi="Calibri" w:eastAsia="Calibri" w:cs="Calibri"/>
+          <w:sz w:val="24"/>
+          <w:szCs w:val="24"/>
+          <w:highlight w:val="none"/>
+        </w:rPr>
+      </w:r>
+      <w:r>
+        <w:rPr>
+          <w:rFonts w:ascii="Calibri" w:hAnsi="Calibri" w:eastAsia="Calibri" w:cs="Calibri"/>
+          <w:sz w:val="24"/>
+          <w:szCs w:val="24"/>
+          <w:highlight w:val="none"/>
+        </w:rPr>
+      </w:r>
+    </w:p>
+    <w:p>
+      <w:pPr>
+        <w:pBdr/>
+        <w:spacing/>
+        <w:ind/>
+        <w:rPr>
+          <w:rFonts w:ascii="Calibri" w:hAnsi="Calibri" w:eastAsia="Calibri" w:cs="Calibri"/>
+          <w:sz w:val="24"/>
+          <w:szCs w:val="24"/>
+          <w:highlight w:val="none"/>
+        </w:rPr>
+      </w:pPr>
+      <w:r>
+        <w:rPr>
+          <w:rFonts w:ascii="Calibri" w:hAnsi="Calibri" w:eastAsia="Calibri" w:cs="Calibri"/>
+          <w:sz w:val="24"/>
+          <w:szCs w:val="24"/>
+          <w:highlight w:val="none"/>
+        </w:rPr>
+        <w:t xml:space="preserve">This might be my last message. My deepest fears became true. The infection passed through the biting wound. I had to.. amputate. It was intensely painful</w:t>
+      </w:r>
+      <w:r>
+        <w:rPr>
+          <w:rFonts w:ascii="Calibri" w:hAnsi="Calibri" w:eastAsia="Calibri" w:cs="Calibri"/>
+          <w:sz w:val="24"/>
+          <w:szCs w:val="24"/>
+          <w:highlight w:val="none"/>
+        </w:rPr>
+        <w:t xml:space="preserve">, since I had to do it without anesthetics. For whatever reason, I can’t seem to re</w:t>
+      </w:r>
+      <w:r>
+        <w:rPr>
+          <w:rFonts w:ascii="Calibri" w:hAnsi="Calibri" w:eastAsia="Calibri" w:cs="Calibri"/>
+          <w:sz w:val="24"/>
+          <w:szCs w:val="24"/>
+          <w:highlight w:val="none"/>
+        </w:rPr>
+        <w:t xml:space="preserve">duce the fever and the inflammation in my arm no matter how many antibiotics I took. I am slowly becoming delirious. The medicine I self-administered does not seem to ameliorate my condition further. I think the infection spread quicker than I anticipated.</w:t>
+      </w:r>
+      <w:r>
+        <w:rPr>
+          <w:rFonts w:ascii="Calibri" w:hAnsi="Calibri" w:eastAsia="Calibri" w:cs="Calibri"/>
+          <w:sz w:val="24"/>
+          <w:szCs w:val="24"/>
+          <w:highlight w:val="none"/>
+        </w:rPr>
+      </w:r>
+      <w:r>
+        <w:rPr>
+          <w:rFonts w:ascii="Calibri" w:hAnsi="Calibri" w:eastAsia="Calibri" w:cs="Calibri"/>
+          <w:sz w:val="24"/>
+          <w:szCs w:val="24"/>
+          <w:highlight w:val="none"/>
+        </w:rPr>
+      </w:r>
+    </w:p>
+    <w:p>
+      <w:pPr>
+        <w:pBdr/>
+        <w:spacing/>
+        <w:ind/>
+        <w:rPr>
+          <w:rFonts w:ascii="Calibri" w:hAnsi="Calibri" w:eastAsia="Calibri" w:cs="Calibri"/>
+          <w:sz w:val="24"/>
+          <w:szCs w:val="24"/>
+          <w:highlight w:val="none"/>
+        </w:rPr>
+      </w:pPr>
+      <w:r>
+        <w:rPr>
+          <w:rFonts w:ascii="Calibri" w:hAnsi="Calibri" w:eastAsia="Calibri" w:cs="Calibri"/>
+          <w:sz w:val="24"/>
+          <w:szCs w:val="24"/>
+          <w:highlight w:val="none"/>
+        </w:rPr>
+        <w:t xml:space="preserve">I did, however, ma</w:t>
+      </w:r>
+      <w:r>
+        <w:rPr>
+          <w:rFonts w:ascii="Calibri" w:hAnsi="Calibri" w:eastAsia="Calibri" w:cs="Calibri"/>
+          <w:sz w:val="24"/>
+          <w:szCs w:val="24"/>
+          <w:highlight w:val="none"/>
+        </w:rPr>
+        <w:t xml:space="preserve">naged to open the hatch at the main entrance. I heard a lot of excitement, violence and screams at the upper levels. I’m unsure what happened to them, but what is worse is that I can hear the crazies at the lower levels trying to get through my barricades.</w:t>
+      </w:r>
+      <w:r>
+        <w:rPr>
+          <w:rFonts w:ascii="Calibri" w:hAnsi="Calibri" w:eastAsia="Calibri" w:cs="Calibri"/>
+          <w:sz w:val="24"/>
+          <w:szCs w:val="24"/>
+          <w:highlight w:val="none"/>
+        </w:rPr>
       </w:r>
       <w:r>
         <w:rPr>
@@ -1370,7 +1731,24 @@
           <w:szCs w:val="24"/>
           <w:highlight w:val="none"/>
         </w:rPr>
-        <w:t xml:space="preserve"> But, knowing how resilient the anatomy of the crazies is, I might not get the chance. I do not have the strength to fight or move from this spot. My last resort is to inject a large quantity of morphine and hope that I fall into a deep, happy sleep. Wish me luck!</w:t>
+        <w:t xml:space="preserve"> But, kn</w:t>
+      </w:r>
+      <w:r>
+        <w:rPr>
+          <w:rFonts w:ascii="Calibri" w:hAnsi="Calibri" w:eastAsia="Calibri" w:cs="Calibri"/>
+          <w:sz w:val="24"/>
+          <w:szCs w:val="24"/>
+          <w:highlight w:val="none"/>
+        </w:rPr>
+        <w:t xml:space="preserve">owing how resilient the anatomy of the crazies is, I might not get the chance. I do not have the strength to fight or move from this spot. My last resort is to inject a large quantity of morphine, chug that whole bottle of rum, and hope that I fall into a deep, happy sleep. Wish me luck!</w:t>
+      </w:r>
+      <w:r>
+        <w:rPr>
+          <w:rFonts w:ascii="Calibri" w:hAnsi="Calibri" w:eastAsia="Calibri" w:cs="Calibri"/>
+          <w:sz w:val="24"/>
+          <w:szCs w:val="24"/>
+          <w:highlight w:val="none"/>
+        </w:rPr>
       </w:r>
       <w:r>
         <w:rPr>
@@ -1400,7 +1778,7 @@
           <w:szCs w:val="24"/>
           <w:highlight w:val="none"/>
         </w:rPr>
-        <w:t xml:space="preserve">::[Hours later, the doctor can be header screaming and crying through unintelligible words. End of log]::</w:t>
+        <w:t xml:space="preserve">::[Hours later, the doctor can be header screaming and crying through unintelligible words and wet coughs. End of log]::</w:t>
       </w:r>
       <w:r>
         <w:rPr>

--- a/[1]Books/Shelter 3.docx
+++ b/[1]Books/Shelter 3.docx
@@ -875,7 +875,7 @@
           <w:szCs w:val="24"/>
           <w:highlight w:val="none"/>
         </w:rPr>
-        <w:t xml:space="preserve">ant reached our water supplies, all I can say is that it does not look natural or organic in nature. There are quite a few elements that indicate it was engineered. I just can’t to get more information with a simple electron microscope and a few lab vials.</w:t>
+        <w:t xml:space="preserve">ant reached our water supplies, all I can say is that it does not look natural or organic in nature. There are quite a few elements that indicate it was engineered. I just can’t discern more information with a simple electron microscope and a few lab vials.</w:t>
       </w:r>
       <w:r>
         <w:rPr>

--- a/[1]Books/Shelter 3.docx
+++ b/[1]Books/Shelter 3.docx
@@ -116,7 +116,7 @@
           <w:szCs w:val="24"/>
           <w:highlight w:val="none"/>
         </w:rPr>
-        <w:t xml:space="preserve"> bacteria or algae, or.. something. I didn’t touch it. As a doctor, I have a dedicated reserve of water in my office and I always had the habit to trust the water I treated than the one in the general pipes system. I guess it paid off to be a bit paranoid.</w:t>
+        <w:t xml:space="preserve"> bacteria or algae, or.. something. I didn’t touch it. As a doctor, I have a dedicated reserve of water in my office and I always had the habit to trust the water, I personally purified, than the one in the general pipes system. I guess it paid off to be a bit paranoid.</w:t>
       </w:r>
       <w:r>
         <w:rPr>
@@ -163,7 +163,7 @@
           <w:szCs w:val="24"/>
           <w:highlight w:val="none"/>
         </w:rPr>
-        <w:t xml:space="preserve"> I had to isolate them from the re</w:t>
+        <w:t xml:space="preserve"> I had to isolate them from my re</w:t>
       </w:r>
       <w:r>
         <w:rPr>
@@ -172,7 +172,7 @@
           <w:szCs w:val="24"/>
           <w:highlight w:val="none"/>
         </w:rPr>
-        <w:t xml:space="preserve">gular staying patients. In a matter of days, they started becoming more and more violent. Sedating them became futile, but after I saw the changes happening to almost everyone, outside the bay, I decided to put them down. I hope I gave them a merciful end.</w:t>
+        <w:t xml:space="preserve">gular staying patients. In a matter of days they started becoming more and more violent. Sedating them became futile, but after I saw the changes happening to almost everyone, outside the bay, I decided to put them down. I hope I gave them a merciful end.</w:t>
       </w:r>
       <w:r>
         <w:rPr>
@@ -257,7 +257,7 @@
           <w:szCs w:val="24"/>
           <w:highlight w:val="none"/>
         </w:rPr>
-        <w:t xml:space="preserve">t and cautious as possible. I even set a few crude traps, just in case they try to corner me. The weird part is that they congregate in the mass halls. They do not wander alone, which is easier for me to stay undetected, but they still pose a grave danger.</w:t>
+        <w:t xml:space="preserve">t and cautious as possible. I even set a few crude traps, just in case they try to corner me. The weird part is that they congregate in the mass halls on level 2. They do not wander alone, which is easier for me to stay undetected, but they still pose a grave danger.</w:t>
       </w:r>
       <w:r>
         <w:rPr>
@@ -295,7 +295,7 @@
           <w:szCs w:val="24"/>
           <w:highlight w:val="none"/>
         </w:rPr>
-        <w:t xml:space="preserve">I’ve seen a few survivors holding up in the lower facilities, but I deemed it dangerous to join them. They had limited food and water, and people who are on the edge tend to do reckless </w:t>
+        <w:t xml:space="preserve">I’ve seen a few survivors holding up in the lower facilities, but I deemed it dangerous to join them. They had limited food and water. People who are on the edge tend to do reckless </w:t>
       </w:r>
       <w:r>
         <w:rPr>
@@ -304,7 +304,7 @@
           <w:szCs w:val="24"/>
           <w:highlight w:val="none"/>
         </w:rPr>
-        <w:t xml:space="preserve">decisions. I’m too afraid to share what I have with them. Maybe I am a coward. Or, maybe it’s just my survival instinct telling me to stay clear of dangers.</w:t>
+        <w:t xml:space="preserve">decisions. I’m too afraid to share what I have with them. Maybe I am a coward. Or, maybe it’s just my survival instinct telling me to stay clear of any unforeseen dangers.</w:t>
       </w:r>
       <w:r>
         <w:rPr>
@@ -351,7 +351,7 @@
           <w:szCs w:val="24"/>
           <w:highlight w:val="none"/>
         </w:rPr>
-        <w:t xml:space="preserve"> whoever is still uninfected and they do not respond to any pleas of mercy. They look at us like a piece of delicious morsel, that their brains salivate over the thoughts of puncturing the squishy parts and filling their bellies with those chewy raw meats.</w:t>
+        <w:t xml:space="preserve"> whoever is still uninfected and they do not respond to any pleads of mercy. They look at us like a piece of delicious morsel, that their brains salivate over the thoughts of puncturing the squishy parts and filling their bellies with those chewy raw meats.</w:t>
       </w:r>
       <w:r>
         <w:rPr>
@@ -389,7 +389,7 @@
           <w:szCs w:val="24"/>
           <w:highlight w:val="none"/>
         </w:rPr>
-        <w:t xml:space="preserve">They are not devoid of intelligence. Quite the opposite. They use rudimentary weapons and they even sharpen their teeth, to resemble fangs,</w:t>
+        <w:t xml:space="preserve">They are not devoid of intelligence. Quite the opposite. They use rudimentary weapons and they even sharpen their teeth to resemble fangs,</w:t>
       </w:r>
       <w:r>
         <w:rPr>
@@ -398,7 +398,7 @@
           <w:szCs w:val="24"/>
           <w:highlight w:val="none"/>
         </w:rPr>
-        <w:t xml:space="preserve"> to better rip apart the flesh f</w:t>
+        <w:t xml:space="preserve"> and to better rip apart the flesh f</w:t>
       </w:r>
       <w:r>
         <w:rPr>
@@ -454,7 +454,7 @@
           <w:szCs w:val="24"/>
           <w:highlight w:val="none"/>
         </w:rPr>
-        <w:t xml:space="preserve">Sadly, I am on their menu, and the only way to stay alive is to stay out of their sight.</w:t>
+        <w:t xml:space="preserve">Sadly, I am on their menu, and the only way to stay alive is to keep out of their sight.</w:t>
       </w:r>
       <w:r>
         <w:rPr>
@@ -472,7 +472,7 @@
           <w:szCs w:val="24"/>
           <w:highlight w:val="none"/>
         </w:rPr>
-        <w:t xml:space="preserve">Still, I consider that my report might shed some light on what happened here, so I see it as my duty to document everything in detail.</w:t>
+        <w:t xml:space="preserve">Still, I consider that my report might shed some light on what happened here. So, I see it as my duty to document everything in detail.</w:t>
       </w:r>
       <w:r>
         <w:rPr>
@@ -566,7 +566,7 @@
           <w:szCs w:val="24"/>
           <w:highlight w:val="none"/>
         </w:rPr>
-        <w:t xml:space="preserve"> not feast only on the uninfected, but also on the weaker individuals of their species. I saw them drag a poor wounded feller, that had such a desperate look in his eyes. He knew exactly what was going to happen, probably partaking in similar acts himself.</w:t>
+        <w:t xml:space="preserve"> not feast only on the uninfected, but also on the weaker individuals of their species. I saw them drag a poor wounded feller, that had such a desperate look in his eyes. He knew exactly what was going to happen. Probably because he was partaking in similar acts, himself.</w:t>
       </w:r>
       <w:r>
         <w:rPr>
@@ -604,7 +604,7 @@
           <w:szCs w:val="24"/>
           <w:highlight w:val="none"/>
         </w:rPr>
-        <w:t xml:space="preserve">They took their time and stripped him of few clothes he was wearing. The</w:t>
+        <w:t xml:space="preserve">They took their time to strip him of the few clothes he was wearing. The</w:t>
       </w:r>
       <w:r>
         <w:rPr>
@@ -622,7 +622,7 @@
           <w:szCs w:val="24"/>
           <w:highlight w:val="none"/>
         </w:rPr>
-        <w:t xml:space="preserve">interactions, even though the guy is in anguishing pain. They thrashed and moved with erotic swings, bit also took bloody bites out of his neck and face. I have to admit that I was both aroused and horrified for seeing such a heinous ritual performed.</w:t>
+        <w:t xml:space="preserve">interactions, even though the guy was in anguishing pain. They thrashed and moved with erotic swings, but also took bloody chuncks out of his neck and face. I have to admit that I was both aroused and horrified for seeing such a heinous ritual performed.</w:t>
       </w:r>
       <w:r>
         <w:rPr>
@@ -669,7 +669,7 @@
           <w:szCs w:val="24"/>
           <w:highlight w:val="none"/>
         </w:rPr>
-        <w:t xml:space="preserve">le twitching left out of him. Then, the biggest and strongest individual of the group, took a sharp object and started carving at the seems of his joints. I could hear the sickening tears and pulls of the bones from withing the muscles, and the decoupling </w:t>
+        <w:t xml:space="preserve">le twitching left out of him. Then, the biggest and strongest individual, of the group, took a sharp object and started carving at the seems of his joints. I could hear the sickening tears and pulls of the bones from withing the muscles, and the crunching decoupling </w:t>
       </w:r>
       <w:r>
         <w:rPr>
@@ -678,7 +678,7 @@
           <w:szCs w:val="24"/>
           <w:highlight w:val="none"/>
         </w:rPr>
-        <w:t xml:space="preserve">of inner joints. He did not scream, but his eyes were tearing abundantly.</w:t>
+        <w:t xml:space="preserve">of inner joints. The screams stopped when he removed his tongue, but his eyes kept tearing abundantly.</w:t>
       </w:r>
       <w:r>
         <w:rPr>
@@ -725,7 +725,7 @@
           <w:szCs w:val="24"/>
           <w:highlight w:val="none"/>
         </w:rPr>
-        <w:t xml:space="preserve"> The group, then, formed a circle around him and started digging deep into his intestines, ripping them apart with their cannibalistic hunger. I looked away at the most gruesome parts, yet I was taken in by how much they drifted apart from humanity.</w:t>
+        <w:t xml:space="preserve"> The group, then, formed a circle around him and started digging deep into his intestines, ripping them apart with their cannibalistic hunger. I looked away, at the most gruesome parts, yet I was taken in by how much they drifted apart from humanity.</w:t>
       </w:r>
       <w:r>
         <w:rPr>
@@ -857,7 +857,7 @@
           <w:szCs w:val="24"/>
           <w:highlight w:val="none"/>
         </w:rPr>
-        <w:t xml:space="preserve">Before all of this happened, I dead hear some murmurs, from some maintenance workers,</w:t>
+        <w:t xml:space="preserve">Before all of this happened, I dead hear some murmurs from some maintenance workers,</w:t>
       </w:r>
       <w:r>
         <w:rPr>
@@ -922,7 +922,7 @@
           <w:szCs w:val="24"/>
           <w:highlight w:val="none"/>
         </w:rPr>
-        <w:t xml:space="preserve"> level 6 for the crop investigation. Not that anyone here was ever qualified to use it, but it does have the equipment I require to do further investigations. My main concern are the electrical power failures. With no one left to look after the disheveled </w:t>
+        <w:t xml:space="preserve"> level 6 for crop investigation. Not that anyone here was ever qualified to use it, but it does have the equipment I require to do further investigations. My main concern are the frequent electrical power failures. With no one left to look after the disheveled </w:t>
       </w:r>
       <w:r>
         <w:rPr>
@@ -1007,7 +1007,7 @@
           <w:szCs w:val="24"/>
           <w:highlight w:val="none"/>
         </w:rPr>
-        <w:t xml:space="preserve">This morning, it hit me like a fist going at light speed. In all the commotion, I completely forgot about the AGI overseer.</w:t>
+        <w:t xml:space="preserve">This morning, it hit me like a fist going at light speed! In all the commotion, I completely forgot about the AGI overseer.</w:t>
       </w:r>
       <w:r>
         <w:rPr>
@@ -1063,7 +1063,7 @@
           <w:szCs w:val="24"/>
           <w:highlight w:val="none"/>
         </w:rPr>
-        <w:t xml:space="preserve">I have no way of reaching the command, upstairs. I would have to go through all the crazies. Decisions, decisions.</w:t>
+        <w:t xml:space="preserve">I have no way of reaching the command sector, upstairs. I would have to go through all the crazies. Decisions, decisions.</w:t>
       </w:r>
       <w:r>
         <w:rPr>
@@ -1166,7 +1166,7 @@
           <w:szCs w:val="24"/>
           <w:highlight w:val="none"/>
         </w:rPr>
-        <w:t xml:space="preserve"> I could see the first symptoms developing within their group members. Soon I will be trapped between them and the large group upstairs. I’ll have to think of something.</w:t>
+        <w:t xml:space="preserve"> I could see the first symptoms developing within their group members. Soon, I will be trapped between them and the large group upstairs. I’ll have to think of something.</w:t>
       </w:r>
       <w:r>
         <w:rPr>
@@ -1213,7 +1213,7 @@
           <w:szCs w:val="24"/>
           <w:highlight w:val="none"/>
         </w:rPr>
-        <w:t xml:space="preserve">This sunk my heart in my caving chest. I’ll have to suspend my curiosities for now. On the other hand, I did find out an access tunnel to a maintenance section that leads to an access panel that can man</w:t>
+        <w:t xml:space="preserve">This sunk my heart in my caving chest. I’ll have to suspend my curiosities for now. On the other hand, I did find out an access tunnel to a maintenance section that leads to an access panel, that can man</w:t>
       </w:r>
       <w:r>
         <w:rPr>
@@ -1222,7 +1222,7 @@
           <w:szCs w:val="24"/>
           <w:highlight w:val="none"/>
         </w:rPr>
-        <w:t xml:space="preserve">ually operate the entrance hatch. Whoever left it open didn’t use it. It’s peculiar, because the AGI would have this sealed up tight in order to prevent unauthorized access. To be honest, I don’t even know who exactly has this access, but it all feels off.</w:t>
+        <w:t xml:space="preserve">ually operate the entrance hatch. Whoever left it open didn’t use it. It’s peculiar, because the AGI would have this sealed up tight in order to prevent unauthorized access. To be honest, I don’t even know who exactly has this access. It all feels off.</w:t>
       </w:r>
       <w:r>
         <w:rPr>
@@ -1363,7 +1363,7 @@
           <w:szCs w:val="24"/>
           <w:highlight w:val="none"/>
         </w:rPr>
-        <w:t xml:space="preserve">his one just remembered where it was and found me in it. I managed to kick him in the mouth and he let loose for a moment. That was enough for me to make my escape and then block their way up. They didn’t seem to follow me, but I rather be safe than sorry.</w:t>
+        <w:t xml:space="preserve">his one just remembered where it was and found me in it. I managed to smack him in the mouth and he let loose for a moment. That was enough for me to make my escape and then block their way up. They didn’t seem to follow me, but I rather be safe than sorry.</w:t>
       </w:r>
       <w:r>
         <w:rPr>
@@ -1401,7 +1401,7 @@
           <w:szCs w:val="24"/>
           <w:highlight w:val="none"/>
         </w:rPr>
-        <w:t xml:space="preserve">This would is bleeding profusely. I managed to stitch it but it still hurts so much. I have to monitor its status. I fear.. I have to not jump to conclusions just yet.</w:t>
+        <w:t xml:space="preserve">This would is bleeding profusely. I managed to stitch it but it still hurts so much. I fear.. Ughhh.. I should not jump to conclusions just yet.</w:t>
       </w:r>
       <w:r>
         <w:rPr>
@@ -1495,7 +1495,7 @@
           <w:szCs w:val="24"/>
           <w:highlight w:val="none"/>
         </w:rPr>
-        <w:t xml:space="preserve">o go out, perhaps the crazier might exist, in their stupor. Or, maybe the weather will slowly kill them. They can’t go to the lower levels anymore. I blocked the entrances tight. I also ensured to block the access from level 7. Now I am totally sandwiched </w:t>
+        <w:t xml:space="preserve">o go out, perhaps the crazier might exist, in their stupor. Or, maybe the weather will slowly kill them. They can’t go to the lower levels anymore. I blocked the entrances tight. I also ensured to hastily block the access from level 7. Now I am totally sandwiched </w:t>
       </w:r>
       <w:r>
         <w:rPr>
@@ -1619,7 +1619,7 @@
           <w:szCs w:val="24"/>
           <w:highlight w:val="none"/>
         </w:rPr>
-        <w:t xml:space="preserve">This might be my last message. My deepest fears became true. The infection passed through the biting wound. I had to.. amputate. It was intensely painful</w:t>
+        <w:t xml:space="preserve">This might be my last message. My deepest fear came true. The infection passed through the biting wound. I had to.. amputate. It was intensely painful</w:t>
       </w:r>
       <w:r>
         <w:rPr>
@@ -1637,7 +1637,7 @@
           <w:szCs w:val="24"/>
           <w:highlight w:val="none"/>
         </w:rPr>
-        <w:t xml:space="preserve">duce the fever and the inflammation in my arm no matter how many antibiotics I took. I am slowly becoming delirious. The medicine I self-administered does not seem to ameliorate my condition further. I think the infection spread quicker than I anticipated.</w:t>
+        <w:t xml:space="preserve">duce the fever and the inflammation in my arm no matter how many antibiotics I take. I am slowly becoming delirious. The medicine I self-administered does not seem to ameliorate my condition further. I think the infection spread quicker than I anticipated.</w:t>
       </w:r>
       <w:r>
         <w:rPr>
@@ -1731,16 +1731,7 @@
           <w:szCs w:val="24"/>
           <w:highlight w:val="none"/>
         </w:rPr>
-        <w:t xml:space="preserve"> But, kn</w:t>
-      </w:r>
-      <w:r>
-        <w:rPr>
-          <w:rFonts w:ascii="Calibri" w:hAnsi="Calibri" w:eastAsia="Calibri" w:cs="Calibri"/>
-          <w:sz w:val="24"/>
-          <w:szCs w:val="24"/>
-          <w:highlight w:val="none"/>
-        </w:rPr>
-        <w:t xml:space="preserve">owing how resilient the anatomy of the crazies is, I might not get the chance. I do not have the strength to fight or move from this spot. My last resort is to inject a large quantity of morphine, chug that whole bottle of rum, and hope that I fall into a deep, happy sleep. Wish me luck!</w:t>
+        <w:t xml:space="preserve"> I do not have the strength to fight or move from this spot. My last resort is to inject a large quantity of morphine, chug that whole bottle of rum, and hope that I fall into a deep, happy sleep. Wish me luck!</w:t>
       </w:r>
       <w:r>
         <w:rPr>
@@ -1778,7 +1769,7 @@
           <w:szCs w:val="24"/>
           <w:highlight w:val="none"/>
         </w:rPr>
-        <w:t xml:space="preserve">::[Hours later, the doctor can be header screaming and crying through unintelligible words and wet coughs. End of log]::</w:t>
+        <w:t xml:space="preserve">::[Hours later, the doctor can be header screaming and crying through unintelligible words and wet coughs. Other individual screams can be heard, in response. End of log]::</w:t>
       </w:r>
       <w:r>
         <w:rPr>

--- a/[1]Books/Shelter 3.docx
+++ b/[1]Books/Shelter 3.docx
@@ -116,7 +116,16 @@
           <w:szCs w:val="24"/>
           <w:highlight w:val="none"/>
         </w:rPr>
-        <w:t xml:space="preserve"> bacteria or algae, or.. something. I didn’t touch it. As a doctor, I have a dedicated reserve of water in my office and I always had the habit to trust the water, I personally purified, than the one in the general pipes system. I guess it paid off to be a bit paranoid.</w:t>
+        <w:t xml:space="preserve"> bacteria or a</w:t>
+      </w:r>
+      <w:r>
+        <w:rPr>
+          <w:rFonts w:ascii="Calibri" w:hAnsi="Calibri" w:eastAsia="Calibri" w:cs="Calibri"/>
+          <w:sz w:val="24"/>
+          <w:szCs w:val="24"/>
+          <w:highlight w:val="none"/>
+        </w:rPr>
+        <w:t xml:space="preserve">lgae, or.. something. I didn’t touch it. As a doctor, I have a dedicated reserve of water in my office and I always had the habit to trust the water, I personally purified, than the one in the general pipes system. I guess it paid off to be a bit paranoid.</w:t>
       </w:r>
       <w:r>
         <w:rPr>
@@ -257,7 +266,16 @@
           <w:szCs w:val="24"/>
           <w:highlight w:val="none"/>
         </w:rPr>
-        <w:t xml:space="preserve">t and cautious as possible. I even set a few crude traps, just in case they try to corner me. The weird part is that they congregate in the mass halls on level 2. They do not wander alone, which is easier for me to stay undetected, but they still pose a grave danger.</w:t>
+        <w:t xml:space="preserve">t and cauti</w:t>
+      </w:r>
+      <w:r>
+        <w:rPr>
+          <w:rFonts w:ascii="Calibri" w:hAnsi="Calibri" w:eastAsia="Calibri" w:cs="Calibri"/>
+          <w:sz w:val="24"/>
+          <w:szCs w:val="24"/>
+          <w:highlight w:val="none"/>
+        </w:rPr>
+        <w:t xml:space="preserve">ous as possible. I even set a few crude traps, just in case they try to corner me. The weird part is that they congregate in the mass halls on level 2. They do not wander alone, which is easier for me to stay undetected, but they still pose a grave danger.</w:t>
       </w:r>
       <w:r>
         <w:rPr>
@@ -351,7 +369,16 @@
           <w:szCs w:val="24"/>
           <w:highlight w:val="none"/>
         </w:rPr>
-        <w:t xml:space="preserve"> whoever is still uninfected and they do not respond to any pleads of mercy. They look at us like a piece of delicious morsel, that their brains salivate over the thoughts of puncturing the squishy parts and filling their bellies with those chewy raw meats.</w:t>
+        <w:t xml:space="preserve"> </w:t>
+      </w:r>
+      <w:r>
+        <w:rPr>
+          <w:rFonts w:ascii="Calibri" w:hAnsi="Calibri" w:eastAsia="Calibri" w:cs="Calibri"/>
+          <w:sz w:val="24"/>
+          <w:szCs w:val="24"/>
+          <w:highlight w:val="none"/>
+        </w:rPr>
+        <w:t xml:space="preserve">whoever is still uninfected and they do not respond to any pleads of mercy. They look at us like a piece of delicious morsel, that their brains salivate over the thoughts of puncturing the squishy parts and filling their bellies with those chewy raw meats.</w:t>
       </w:r>
       <w:r>
         <w:rPr>
@@ -566,7 +593,16 @@
           <w:szCs w:val="24"/>
           <w:highlight w:val="none"/>
         </w:rPr>
-        <w:t xml:space="preserve"> not feast only on the uninfected, but also on the weaker individuals of their species. I saw them drag a poor wounded feller, that had such a desperate look in his eyes. He knew exactly what was going to happen. Probably because he was partaking in similar acts, himself.</w:t>
+        <w:t xml:space="preserve"> not feast only </w:t>
+      </w:r>
+      <w:r>
+        <w:rPr>
+          <w:rFonts w:ascii="Calibri" w:hAnsi="Calibri" w:eastAsia="Calibri" w:cs="Calibri"/>
+          <w:sz w:val="24"/>
+          <w:szCs w:val="24"/>
+          <w:highlight w:val="none"/>
+        </w:rPr>
+        <w:t xml:space="preserve">on the uninfected, but also on the weaker individuals of their species. I saw them drag a poor wounded feller, that had such a desperate look in his eyes. He knew exactly what was going to happen. Probably because he was partaking in similar acts, himself.</w:t>
       </w:r>
       <w:r>
         <w:rPr>
@@ -622,7 +658,25 @@
           <w:szCs w:val="24"/>
           <w:highlight w:val="none"/>
         </w:rPr>
-        <w:t xml:space="preserve">interactions, even though the guy was in anguishing pain. They thrashed and moved with erotic swings, but also took bloody chuncks out of his neck and face. I have to admit that I was both aroused and horrified for seeing such a heinous ritual performed.</w:t>
+        <w:t xml:space="preserve">interactions, even though the guy was in anguishing pain. They thrashed and swung in a series of erotic bodily </w:t>
+      </w:r>
+      <w:r>
+        <w:rPr>
+          <w:rFonts w:ascii="Calibri" w:hAnsi="Calibri" w:eastAsia="Calibri" w:cs="Calibri"/>
+          <w:sz w:val="24"/>
+          <w:szCs w:val="24"/>
+          <w:highlight w:val="none"/>
+        </w:rPr>
+        <w:t xml:space="preserve">thrust</w:t>
+      </w:r>
+      <w:r>
+        <w:rPr>
+          <w:rFonts w:ascii="Calibri" w:hAnsi="Calibri" w:eastAsia="Calibri" w:cs="Calibri"/>
+          <w:sz w:val="24"/>
+          <w:szCs w:val="24"/>
+          <w:highlight w:val="none"/>
+        </w:rPr>
+        <w:t xml:space="preserve">s, on top of his body, while the other females were taking turns ripping bloody chunks out of his face and neck. I have to admit that I was both aroused and horrified for seeing such a heinous ritual performed.</w:t>
       </w:r>
       <w:r>
         <w:rPr>
@@ -669,7 +723,16 @@
           <w:szCs w:val="24"/>
           <w:highlight w:val="none"/>
         </w:rPr>
-        <w:t xml:space="preserve">le twitching left out of him. Then, the biggest and strongest individual, of the group, took a sharp object and started carving at the seems of his joints. I could hear the sickening tears and pulls of the bones from withing the muscles, and the crunching decoupling </w:t>
+        <w:t xml:space="preserve">le twitchin</w:t>
+      </w:r>
+      <w:r>
+        <w:rPr>
+          <w:rFonts w:ascii="Calibri" w:hAnsi="Calibri" w:eastAsia="Calibri" w:cs="Calibri"/>
+          <w:sz w:val="24"/>
+          <w:szCs w:val="24"/>
+          <w:highlight w:val="none"/>
+        </w:rPr>
+        <w:t xml:space="preserve">g left out of him. Then, the biggest and strongest individual, of the group, took a sharp object and started carving at the seems of his joints. I could hear the sickening tears and pulls of the bones from withing the muscles, and the crunching decoupling </w:t>
       </w:r>
       <w:r>
         <w:rPr>
@@ -875,7 +938,16 @@
           <w:szCs w:val="24"/>
           <w:highlight w:val="none"/>
         </w:rPr>
-        <w:t xml:space="preserve">ant reached our water supplies, all I can say is that it does not look natural or organic in nature. There are quite a few elements that indicate it was engineered. I just can’t discern more information with a simple electron microscope and a few lab vials.</w:t>
+        <w:t xml:space="preserve">a</w:t>
+      </w:r>
+      <w:r>
+        <w:rPr>
+          <w:rFonts w:ascii="Calibri" w:hAnsi="Calibri" w:eastAsia="Calibri" w:cs="Calibri"/>
+          <w:sz w:val="24"/>
+          <w:szCs w:val="24"/>
+          <w:highlight w:val="none"/>
+        </w:rPr>
+        <w:t xml:space="preserve">nt reached our water supplies, all I can say is that it does not look natural or organic in nature. There are quite a few elements that indicate it was engineered. I just can’t discern more information with a simple electron microscope and a few lab vials.</w:t>
       </w:r>
       <w:r>
         <w:rPr>
@@ -922,7 +994,16 @@
           <w:szCs w:val="24"/>
           <w:highlight w:val="none"/>
         </w:rPr>
-        <w:t xml:space="preserve"> level 6 for crop investigation. Not that anyone here was ever qualified to use it, but it does have the equipment I require to do further investigations. My main concern are the frequent electrical power failures. With no one left to look after the disheveled </w:t>
+        <w:t xml:space="preserve"> leve</w:t>
+      </w:r>
+      <w:r>
+        <w:rPr>
+          <w:rFonts w:ascii="Calibri" w:hAnsi="Calibri" w:eastAsia="Calibri" w:cs="Calibri"/>
+          <w:sz w:val="24"/>
+          <w:szCs w:val="24"/>
+          <w:highlight w:val="none"/>
+        </w:rPr>
+        <w:t xml:space="preserve">l 6 for crop investigation. Not that anyone here was ever qualified to use it, but it does have the equipment I require to do further investigations. My main concern are the frequent electrical power failures. With no one left to look after the disheveled </w:t>
       </w:r>
       <w:r>
         <w:rPr>
@@ -1166,7 +1247,7 @@
           <w:szCs w:val="24"/>
           <w:highlight w:val="none"/>
         </w:rPr>
-        <w:t xml:space="preserve"> I could see the first symptoms developing within their group members. Soon, I will be trapped between them and the large group upstairs. I’ll have to think of something.</w:t>
+        <w:t xml:space="preserve"> I could see the first symptoms developing within their group members. They are changing at a slower rate than the ones above. I believe it has something to do with how the contaminant has been ingested, since the dose might have diluted in the process. Soon, I will be trapped between them and the large group upstairs. I’ll have to think of something.</w:t>
       </w:r>
       <w:r>
         <w:rPr>
@@ -1363,7 +1444,16 @@
           <w:szCs w:val="24"/>
           <w:highlight w:val="none"/>
         </w:rPr>
-        <w:t xml:space="preserve">his one just remembered where it was and found me in it. I managed to smack him in the mouth and he let loose for a moment. That was enough for me to make my escape and then block their way up. They didn’t seem to follow me, but I rather be safe than sorry.</w:t>
+        <w:t xml:space="preserve">h</w:t>
+      </w:r>
+      <w:r>
+        <w:rPr>
+          <w:rFonts w:ascii="Calibri" w:hAnsi="Calibri" w:eastAsia="Calibri" w:cs="Calibri"/>
+          <w:sz w:val="24"/>
+          <w:szCs w:val="24"/>
+          <w:highlight w:val="none"/>
+        </w:rPr>
+        <w:t xml:space="preserve">is one just remembered where it was and found me in it. I managed to smack him in the mouth and he let loose for a moment. That was enough for me to make my escape and then block their way up. They didn’t seem to follow me, but I rather be safe than sorry.</w:t>
       </w:r>
       <w:r>
         <w:rPr>
@@ -1495,7 +1585,16 @@
           <w:szCs w:val="24"/>
           <w:highlight w:val="none"/>
         </w:rPr>
-        <w:t xml:space="preserve">o go out, perhaps the crazier might exist, in their stupor. Or, maybe the weather will slowly kill them. They can’t go to the lower levels anymore. I blocked the entrances tight. I also ensured to hastily block the access from level 7. Now I am totally sandwiched </w:t>
+        <w:t xml:space="preserve">o go out</w:t>
+      </w:r>
+      <w:r>
+        <w:rPr>
+          <w:rFonts w:ascii="Calibri" w:hAnsi="Calibri" w:eastAsia="Calibri" w:cs="Calibri"/>
+          <w:sz w:val="24"/>
+          <w:szCs w:val="24"/>
+          <w:highlight w:val="none"/>
+        </w:rPr>
+        <w:t xml:space="preserve">, perhaps the crazier might exist, in their stupor. Or, maybe the weather will slowly kill them. They can’t go to the lower levels anymore. I blocked the entrances tight. I also ensured to hastily block the access from level 7. Now I am totally sandwiched </w:t>
       </w:r>
       <w:r>
         <w:rPr>
@@ -1551,7 +1650,33 @@
           <w:szCs w:val="24"/>
           <w:highlight w:val="none"/>
         </w:rPr>
-        <w:t xml:space="preserve">of happiness crept on my lips today. I found an unopened bottle of Galaxian rum, down there. This will help pass the time a little easier.</w:t>
+        <w:t xml:space="preserve">of happiness crept on my lips today. I found an unopened bottle of Galaxian rum, in a stash hidden </w:t>
+      </w:r>
+      <w:r>
+        <w:rPr>
+          <w:rFonts w:ascii="Calibri" w:hAnsi="Calibri" w:eastAsia="Calibri" w:cs="Calibri"/>
+          <w:sz w:val="24"/>
+          <w:szCs w:val="24"/>
+          <w:highlight w:val="none"/>
+        </w:rPr>
+        <w:t xml:space="preserve">behind</w:t>
+      </w:r>
+      <w:r>
+        <w:rPr>
+          <w:rFonts w:ascii="Calibri" w:hAnsi="Calibri" w:eastAsia="Calibri" w:cs="Calibri"/>
+          <w:sz w:val="24"/>
+          <w:szCs w:val="24"/>
+          <w:highlight w:val="none"/>
+        </w:rPr>
+        <w:t xml:space="preserve"> an old electrical conduit. This will help pass the time a little easier.</w:t>
+      </w:r>
+      <w:r>
+        <w:rPr>
+          <w:rFonts w:ascii="Calibri" w:hAnsi="Calibri" w:eastAsia="Calibri" w:cs="Calibri"/>
+          <w:sz w:val="24"/>
+          <w:szCs w:val="24"/>
+          <w:highlight w:val="none"/>
+        </w:rPr>
       </w:r>
       <w:r>
         <w:rPr>
